--- a/artifacts/bids/2026-02-14/zayavka_2026-02-14.docx
+++ b/artifacts/bids/2026-02-14/zayavka_2026-02-14.docx
@@ -254,7 +254,7 @@
               <w:jc w:val="right"/>
             </w:pPr>
             <w:r>
-              <w:t>2,720</w:t>
+              <w:t>2,723</w:t>
             </w:r>
           </w:p>
         </w:tc>
@@ -277,7 +277,7 @@
               <w:jc w:val="right"/>
             </w:pPr>
             <w:r>
-              <w:t>0,516</w:t>
+              <w:t>0,490</w:t>
             </w:r>
           </w:p>
         </w:tc>
@@ -302,7 +302,7 @@
               <w:jc w:val="right"/>
             </w:pPr>
             <w:r>
-              <w:t>3,034</w:t>
+              <w:t>3,107</w:t>
             </w:r>
           </w:p>
         </w:tc>
@@ -325,7 +325,7 @@
               <w:jc w:val="right"/>
             </w:pPr>
             <w:r>
-              <w:t>0,551</w:t>
+              <w:t>0,543</w:t>
             </w:r>
           </w:p>
         </w:tc>
@@ -350,7 +350,7 @@
               <w:jc w:val="right"/>
             </w:pPr>
             <w:r>
-              <w:t>3,358</w:t>
+              <w:t>3,433</w:t>
             </w:r>
           </w:p>
         </w:tc>
@@ -373,7 +373,7 @@
               <w:jc w:val="right"/>
             </w:pPr>
             <w:r>
-              <w:t>0,444</w:t>
+              <w:t>0,450</w:t>
             </w:r>
           </w:p>
         </w:tc>
@@ -398,7 +398,7 @@
               <w:jc w:val="right"/>
             </w:pPr>
             <w:r>
-              <w:t>3,226</w:t>
+              <w:t>3,285</w:t>
             </w:r>
           </w:p>
         </w:tc>
@@ -421,7 +421,7 @@
               <w:jc w:val="right"/>
             </w:pPr>
             <w:r>
-              <w:t>0,454</w:t>
+              <w:t>0,451</w:t>
             </w:r>
           </w:p>
         </w:tc>
@@ -446,7 +446,7 @@
               <w:jc w:val="right"/>
             </w:pPr>
             <w:r>
-              <w:t>3,056</w:t>
+              <w:t>3,129</w:t>
             </w:r>
           </w:p>
         </w:tc>
@@ -469,7 +469,7 @@
               <w:jc w:val="right"/>
             </w:pPr>
             <w:r>
-              <w:t>0,722</w:t>
+              <w:t>0,731</w:t>
             </w:r>
           </w:p>
         </w:tc>
@@ -494,7 +494,7 @@
               <w:jc w:val="right"/>
             </w:pPr>
             <w:r>
-              <w:t>3,024</w:t>
+              <w:t>3,069</w:t>
             </w:r>
           </w:p>
         </w:tc>
@@ -517,7 +517,7 @@
               <w:jc w:val="right"/>
             </w:pPr>
             <w:r>
-              <w:t>1,245</w:t>
+              <w:t>1,213</w:t>
             </w:r>
           </w:p>
         </w:tc>
@@ -542,7 +542,7 @@
               <w:jc w:val="right"/>
             </w:pPr>
             <w:r>
-              <w:t>1,829</w:t>
+              <w:t>1,867</w:t>
             </w:r>
           </w:p>
         </w:tc>
@@ -565,7 +565,7 @@
               <w:jc w:val="right"/>
             </w:pPr>
             <w:r>
-              <w:t>1,255</w:t>
+              <w:t>1,232</w:t>
             </w:r>
           </w:p>
         </w:tc>
@@ -590,7 +590,7 @@
               <w:jc w:val="right"/>
             </w:pPr>
             <w:r>
-              <w:t>1,248</w:t>
+              <w:t>1,206</w:t>
             </w:r>
           </w:p>
         </w:tc>
@@ -613,7 +613,7 @@
               <w:jc w:val="right"/>
             </w:pPr>
             <w:r>
-              <w:t>1,304</w:t>
+              <w:t>1,309</w:t>
             </w:r>
           </w:p>
         </w:tc>
@@ -638,7 +638,7 @@
               <w:jc w:val="right"/>
             </w:pPr>
             <w:r>
-              <w:t>0,661</w:t>
+              <w:t>0,685</w:t>
             </w:r>
           </w:p>
         </w:tc>
@@ -661,7 +661,7 @@
               <w:jc w:val="right"/>
             </w:pPr>
             <w:r>
-              <w:t>1,211</w:t>
+              <w:t>1,183</w:t>
             </w:r>
           </w:p>
         </w:tc>
@@ -686,7 +686,7 @@
               <w:jc w:val="right"/>
             </w:pPr>
             <w:r>
-              <w:t>0,618</w:t>
+              <w:t>0,607</w:t>
             </w:r>
           </w:p>
         </w:tc>
@@ -709,7 +709,7 @@
               <w:jc w:val="right"/>
             </w:pPr>
             <w:r>
-              <w:t>0,974</w:t>
+              <w:t>0,954</w:t>
             </w:r>
           </w:p>
         </w:tc>
@@ -734,7 +734,7 @@
               <w:jc w:val="right"/>
             </w:pPr>
             <w:r>
-              <w:t>0,478</w:t>
+              <w:t>0,452</w:t>
             </w:r>
           </w:p>
         </w:tc>
@@ -757,7 +757,7 @@
               <w:jc w:val="right"/>
             </w:pPr>
             <w:r>
-              <w:t>0,582</w:t>
+              <w:t>0,568</w:t>
             </w:r>
           </w:p>
         </w:tc>
@@ -782,7 +782,7 @@
               <w:jc w:val="right"/>
             </w:pPr>
             <w:r>
-              <w:t>0,704</w:t>
+              <w:t>0,635</w:t>
             </w:r>
           </w:p>
         </w:tc>
@@ -805,7 +805,7 @@
               <w:jc w:val="right"/>
             </w:pPr>
             <w:r>
-              <w:t>0,438</w:t>
+              <w:t>0,424</w:t>
             </w:r>
           </w:p>
         </w:tc>
@@ -821,7 +821,7 @@
         <w:rPr>
           <w:b/>
         </w:rPr>
-        <w:t>Итого за сутки: 33,652 МВт·ч.</w:t>
+        <w:t>Итого за сутки: 33,746 МВт·ч.</w:t>
       </w:r>
     </w:p>
     <w:p>
@@ -834,7 +834,7 @@
     </w:p>
     <w:p>
       <w:r>
-        <w:t>Прогноз 0c409ef74db2, сформирован 13.02.2026 05:00 (Астана); модель windcast-0.1.0-cascade+direct; погода: Open-Meteo Previous Runs: ECMWF IFS, ECMWF AIFS, ICON, GFS, UKMO, GEM, CMA, выпуск 2026-02-12 18:00:00 UTC.</w:t>
+        <w:t>Прогноз 056edfdcee13, сформирован 13.02.2026 05:00 (Астана); модель windcast-0.1.0-cascade+direct; погода: Open-Meteo Previous Runs: ECMWF IFS, ECMWF AIFS, ICON, GFS, UKMO, GEM, CMA, выпуск 2026-02-12 18:00:00 UTC.</w:t>
       </w:r>
     </w:p>
     <w:tbl>
@@ -940,7 +940,7 @@
           </w:tcPr>
           <w:p>
             <w:r>
-              <w:t>0,770</w:t>
+              <w:t>0,739</w:t>
             </w:r>
           </w:p>
         </w:tc>
@@ -950,7 +950,7 @@
           </w:tcPr>
           <w:p>
             <w:r>
-              <w:t>2,720</w:t>
+              <w:t>2,723</w:t>
             </w:r>
           </w:p>
         </w:tc>
@@ -960,7 +960,7 @@
           </w:tcPr>
           <w:p>
             <w:r>
-              <w:t>4,704</w:t>
+              <w:t>4,698</w:t>
             </w:r>
           </w:p>
         </w:tc>
@@ -1002,7 +1002,7 @@
           </w:tcPr>
           <w:p>
             <w:r>
-              <w:t>1,194</w:t>
+              <w:t>1,157</w:t>
             </w:r>
           </w:p>
         </w:tc>
@@ -1012,7 +1012,7 @@
           </w:tcPr>
           <w:p>
             <w:r>
-              <w:t>3,034</w:t>
+              <w:t>3,107</w:t>
             </w:r>
           </w:p>
         </w:tc>
@@ -1022,7 +1022,7 @@
           </w:tcPr>
           <w:p>
             <w:r>
-              <w:t>4,887</w:t>
+              <w:t>4,899</w:t>
             </w:r>
           </w:p>
         </w:tc>
@@ -1032,7 +1032,7 @@
           </w:tcPr>
           <w:p>
             <w:r>
-              <w:t>8.5 ❄</w:t>
+              <w:t>8.6 ❄</w:t>
             </w:r>
           </w:p>
         </w:tc>
@@ -1064,7 +1064,7 @@
           </w:tcPr>
           <w:p>
             <w:r>
-              <w:t>1,702</w:t>
+              <w:t>1,724</w:t>
             </w:r>
           </w:p>
         </w:tc>
@@ -1074,7 +1074,7 @@
           </w:tcPr>
           <w:p>
             <w:r>
-              <w:t>3,358</w:t>
+              <w:t>3,433</w:t>
             </w:r>
           </w:p>
         </w:tc>
@@ -1084,7 +1084,7 @@
           </w:tcPr>
           <w:p>
             <w:r>
-              <w:t>4,946</w:t>
+              <w:t>4,939</w:t>
             </w:r>
           </w:p>
         </w:tc>
@@ -1094,7 +1094,7 @@
           </w:tcPr>
           <w:p>
             <w:r>
-              <w:t>8.8 ❄</w:t>
+              <w:t>8.9 ❄</w:t>
             </w:r>
           </w:p>
         </w:tc>
@@ -1126,7 +1126,7 @@
           </w:tcPr>
           <w:p>
             <w:r>
-              <w:t>1,575</w:t>
+              <w:t>1,564</w:t>
             </w:r>
           </w:p>
         </w:tc>
@@ -1136,7 +1136,7 @@
           </w:tcPr>
           <w:p>
             <w:r>
-              <w:t>3,226</w:t>
+              <w:t>3,285</w:t>
             </w:r>
           </w:p>
         </w:tc>
@@ -1146,7 +1146,7 @@
           </w:tcPr>
           <w:p>
             <w:r>
-              <w:t>4,921</w:t>
+              <w:t>4,925</w:t>
             </w:r>
           </w:p>
         </w:tc>
@@ -1156,7 +1156,7 @@
           </w:tcPr>
           <w:p>
             <w:r>
-              <w:t>8.6 ❄</w:t>
+              <w:t>8.8 ❄</w:t>
             </w:r>
           </w:p>
         </w:tc>
@@ -1188,7 +1188,7 @@
           </w:tcPr>
           <w:p>
             <w:r>
-              <w:t>1,058</w:t>
+              <w:t>1,074</w:t>
             </w:r>
           </w:p>
         </w:tc>
@@ -1198,7 +1198,7 @@
           </w:tcPr>
           <w:p>
             <w:r>
-              <w:t>3,056</w:t>
+              <w:t>3,129</w:t>
             </w:r>
           </w:p>
         </w:tc>
@@ -1208,7 +1208,7 @@
           </w:tcPr>
           <w:p>
             <w:r>
-              <w:t>4,786</w:t>
+              <w:t>4,793</w:t>
             </w:r>
           </w:p>
         </w:tc>
@@ -1218,7 +1218,7 @@
           </w:tcPr>
           <w:p>
             <w:r>
-              <w:t>8.4 ❄</w:t>
+              <w:t>8.5 ❄</w:t>
             </w:r>
           </w:p>
         </w:tc>
@@ -1250,7 +1250,7 @@
           </w:tcPr>
           <w:p>
             <w:r>
-              <w:t>1,060</w:t>
+              <w:t>1,077</w:t>
             </w:r>
           </w:p>
         </w:tc>
@@ -1260,7 +1260,7 @@
           </w:tcPr>
           <w:p>
             <w:r>
-              <w:t>3,024</w:t>
+              <w:t>3,069</w:t>
             </w:r>
           </w:p>
         </w:tc>
@@ -1270,7 +1270,7 @@
           </w:tcPr>
           <w:p>
             <w:r>
-              <w:t>4,808</w:t>
+              <w:t>4,833</w:t>
             </w:r>
           </w:p>
         </w:tc>
@@ -1280,7 +1280,7 @@
           </w:tcPr>
           <w:p>
             <w:r>
-              <w:t>8.5 ❄</w:t>
+              <w:t>8.6 ❄</w:t>
             </w:r>
           </w:p>
         </w:tc>
@@ -1312,7 +1312,7 @@
           </w:tcPr>
           <w:p>
             <w:r>
-              <w:t>0,614</w:t>
+              <w:t>0,606</w:t>
             </w:r>
           </w:p>
         </w:tc>
@@ -1322,7 +1322,7 @@
           </w:tcPr>
           <w:p>
             <w:r>
-              <w:t>1,829</w:t>
+              <w:t>1,867</w:t>
             </w:r>
           </w:p>
         </w:tc>
@@ -1332,7 +1332,7 @@
           </w:tcPr>
           <w:p>
             <w:r>
-              <w:t>4,449</w:t>
+              <w:t>4,470</w:t>
             </w:r>
           </w:p>
         </w:tc>
@@ -1342,7 +1342,7 @@
           </w:tcPr>
           <w:p>
             <w:r>
-              <w:t>6.8 ❄</w:t>
+              <w:t>6.9 ❄</w:t>
             </w:r>
           </w:p>
         </w:tc>
@@ -1374,7 +1374,7 @@
           </w:tcPr>
           <w:p>
             <w:r>
-              <w:t>0,158</w:t>
+              <w:t>0,153</w:t>
             </w:r>
           </w:p>
         </w:tc>
@@ -1384,7 +1384,7 @@
           </w:tcPr>
           <w:p>
             <w:r>
-              <w:t>1,248</w:t>
+              <w:t>1,206</w:t>
             </w:r>
           </w:p>
         </w:tc>
@@ -1394,7 +1394,7 @@
           </w:tcPr>
           <w:p>
             <w:r>
-              <w:t>3,840</w:t>
+              <w:t>3,847</w:t>
             </w:r>
           </w:p>
         </w:tc>
@@ -1436,7 +1436,7 @@
           </w:tcPr>
           <w:p>
             <w:r>
-              <w:t>0,026</w:t>
+              <w:t>0,021</w:t>
             </w:r>
           </w:p>
         </w:tc>
@@ -1446,7 +1446,7 @@
           </w:tcPr>
           <w:p>
             <w:r>
-              <w:t>0,661</w:t>
+              <w:t>0,685</w:t>
             </w:r>
           </w:p>
         </w:tc>
@@ -1456,7 +1456,7 @@
           </w:tcPr>
           <w:p>
             <w:r>
-              <w:t>3,731</w:t>
+              <w:t>3,702</w:t>
             </w:r>
           </w:p>
         </w:tc>
@@ -1498,7 +1498,7 @@
           </w:tcPr>
           <w:p>
             <w:r>
-              <w:t>0,016</w:t>
+              <w:t>0,018</w:t>
             </w:r>
           </w:p>
         </w:tc>
@@ -1508,7 +1508,7 @@
           </w:tcPr>
           <w:p>
             <w:r>
-              <w:t>0,618</w:t>
+              <w:t>0,607</w:t>
             </w:r>
           </w:p>
         </w:tc>
@@ -1518,7 +1518,7 @@
           </w:tcPr>
           <w:p>
             <w:r>
-              <w:t>3,614</w:t>
+              <w:t>3,635</w:t>
             </w:r>
           </w:p>
         </w:tc>
@@ -1528,7 +1528,7 @@
           </w:tcPr>
           <w:p>
             <w:r>
-              <w:t>5.1</w:t>
+              <w:t>5.0</w:t>
             </w:r>
           </w:p>
         </w:tc>
@@ -1570,7 +1570,7 @@
           </w:tcPr>
           <w:p>
             <w:r>
-              <w:t>0,478</w:t>
+              <w:t>0,452</w:t>
             </w:r>
           </w:p>
         </w:tc>
@@ -1580,7 +1580,7 @@
           </w:tcPr>
           <w:p>
             <w:r>
-              <w:t>3,129</w:t>
+              <w:t>3,104</w:t>
             </w:r>
           </w:p>
         </w:tc>
@@ -1590,7 +1590,7 @@
           </w:tcPr>
           <w:p>
             <w:r>
-              <w:t>4.6</w:t>
+              <w:t>4.5</w:t>
             </w:r>
           </w:p>
         </w:tc>
@@ -1622,7 +1622,7 @@
           </w:tcPr>
           <w:p>
             <w:r>
-              <w:t>0,008</w:t>
+              <w:t>0,007</w:t>
             </w:r>
           </w:p>
         </w:tc>
@@ -1632,7 +1632,7 @@
           </w:tcPr>
           <w:p>
             <w:r>
-              <w:t>0,704</w:t>
+              <w:t>0,635</w:t>
             </w:r>
           </w:p>
         </w:tc>
@@ -1642,7 +1642,7 @@
           </w:tcPr>
           <w:p>
             <w:r>
-              <w:t>3,691</w:t>
+              <w:t>3,682</w:t>
             </w:r>
           </w:p>
         </w:tc>
@@ -1652,7 +1652,7 @@
           </w:tcPr>
           <w:p>
             <w:r>
-              <w:t>5.3</w:t>
+              <w:t>5.1</w:t>
             </w:r>
           </w:p>
         </w:tc>
@@ -1694,7 +1694,7 @@
           </w:tcPr>
           <w:p>
             <w:r>
-              <w:t>0,516</w:t>
+              <w:t>0,490</w:t>
             </w:r>
           </w:p>
         </w:tc>
@@ -1704,7 +1704,7 @@
           </w:tcPr>
           <w:p>
             <w:r>
-              <w:t>3,289</w:t>
+              <w:t>3,348</w:t>
             </w:r>
           </w:p>
         </w:tc>
@@ -1714,7 +1714,7 @@
           </w:tcPr>
           <w:p>
             <w:r>
-              <w:t>4.4</w:t>
+              <w:t>4.3</w:t>
             </w:r>
           </w:p>
         </w:tc>
@@ -1746,7 +1746,7 @@
           </w:tcPr>
           <w:p>
             <w:r>
-              <w:t>0,010</w:t>
+              <w:t>0,011</w:t>
             </w:r>
           </w:p>
         </w:tc>
@@ -1756,7 +1756,7 @@
           </w:tcPr>
           <w:p>
             <w:r>
-              <w:t>0,551</w:t>
+              <w:t>0,543</w:t>
             </w:r>
           </w:p>
         </w:tc>
@@ -1766,7 +1766,7 @@
           </w:tcPr>
           <w:p>
             <w:r>
-              <w:t>3,180</w:t>
+              <w:t>3,192</w:t>
             </w:r>
           </w:p>
         </w:tc>
@@ -1808,7 +1808,7 @@
           </w:tcPr>
           <w:p>
             <w:r>
-              <w:t>0,008</w:t>
+              <w:t>0,006</w:t>
             </w:r>
           </w:p>
         </w:tc>
@@ -1818,7 +1818,7 @@
           </w:tcPr>
           <w:p>
             <w:r>
-              <w:t>0,444</w:t>
+              <w:t>0,450</w:t>
             </w:r>
           </w:p>
         </w:tc>
@@ -1828,7 +1828,7 @@
           </w:tcPr>
           <w:p>
             <w:r>
-              <w:t>2,298</w:t>
+              <w:t>2,196</w:t>
             </w:r>
           </w:p>
         </w:tc>
@@ -1838,7 +1838,7 @@
           </w:tcPr>
           <w:p>
             <w:r>
-              <w:t>4.6</w:t>
+              <w:t>4.7</w:t>
             </w:r>
           </w:p>
         </w:tc>
@@ -1870,7 +1870,7 @@
           </w:tcPr>
           <w:p>
             <w:r>
-              <w:t>0,046</w:t>
+              <w:t>0,049</w:t>
             </w:r>
           </w:p>
         </w:tc>
@@ -1880,7 +1880,7 @@
           </w:tcPr>
           <w:p>
             <w:r>
-              <w:t>0,454</w:t>
+              <w:t>0,451</w:t>
             </w:r>
           </w:p>
         </w:tc>
@@ -1890,7 +1890,7 @@
           </w:tcPr>
           <w:p>
             <w:r>
-              <w:t>2,209</w:t>
+              <w:t>2,218</w:t>
             </w:r>
           </w:p>
         </w:tc>
@@ -1932,7 +1932,7 @@
           </w:tcPr>
           <w:p>
             <w:r>
-              <w:t>0,008</w:t>
+              <w:t>0,009</w:t>
             </w:r>
           </w:p>
         </w:tc>
@@ -1942,7 +1942,7 @@
           </w:tcPr>
           <w:p>
             <w:r>
-              <w:t>0,722</w:t>
+              <w:t>0,731</w:t>
             </w:r>
           </w:p>
         </w:tc>
@@ -1952,7 +1952,7 @@
           </w:tcPr>
           <w:p>
             <w:r>
-              <w:t>2,893</w:t>
+              <w:t>2,944</w:t>
             </w:r>
           </w:p>
         </w:tc>
@@ -2004,7 +2004,7 @@
           </w:tcPr>
           <w:p>
             <w:r>
-              <w:t>1,245</w:t>
+              <w:t>1,213</w:t>
             </w:r>
           </w:p>
         </w:tc>
@@ -2014,7 +2014,7 @@
           </w:tcPr>
           <w:p>
             <w:r>
-              <w:t>3,816</w:t>
+              <w:t>3,806</w:t>
             </w:r>
           </w:p>
         </w:tc>
@@ -2024,7 +2024,7 @@
           </w:tcPr>
           <w:p>
             <w:r>
-              <w:t>6.2</w:t>
+              <w:t>6.1</w:t>
             </w:r>
           </w:p>
         </w:tc>
@@ -2056,7 +2056,7 @@
           </w:tcPr>
           <w:p>
             <w:r>
-              <w:t>0,019</w:t>
+              <w:t>0,018</w:t>
             </w:r>
           </w:p>
         </w:tc>
@@ -2066,7 +2066,7 @@
           </w:tcPr>
           <w:p>
             <w:r>
-              <w:t>1,255</w:t>
+              <w:t>1,232</w:t>
             </w:r>
           </w:p>
         </w:tc>
@@ -2076,7 +2076,7 @@
           </w:tcPr>
           <w:p>
             <w:r>
-              <w:t>3,432</w:t>
+              <w:t>3,407</w:t>
             </w:r>
           </w:p>
         </w:tc>
@@ -2118,7 +2118,7 @@
           </w:tcPr>
           <w:p>
             <w:r>
-              <w:t>0,016</w:t>
+              <w:t>0,015</w:t>
             </w:r>
           </w:p>
         </w:tc>
@@ -2128,7 +2128,7 @@
           </w:tcPr>
           <w:p>
             <w:r>
-              <w:t>1,304</w:t>
+              <w:t>1,309</w:t>
             </w:r>
           </w:p>
         </w:tc>
@@ -2138,7 +2138,7 @@
           </w:tcPr>
           <w:p>
             <w:r>
-              <w:t>3,585</w:t>
+              <w:t>3,587</w:t>
             </w:r>
           </w:p>
         </w:tc>
@@ -2180,7 +2180,7 @@
           </w:tcPr>
           <w:p>
             <w:r>
-              <w:t>0,027</w:t>
+              <w:t>0,029</w:t>
             </w:r>
           </w:p>
         </w:tc>
@@ -2190,7 +2190,7 @@
           </w:tcPr>
           <w:p>
             <w:r>
-              <w:t>1,211</w:t>
+              <w:t>1,183</w:t>
             </w:r>
           </w:p>
         </w:tc>
@@ -2200,7 +2200,7 @@
           </w:tcPr>
           <w:p>
             <w:r>
-              <w:t>3,345</w:t>
+              <w:t>3,358</w:t>
             </w:r>
           </w:p>
         </w:tc>
@@ -2242,7 +2242,7 @@
           </w:tcPr>
           <w:p>
             <w:r>
-              <w:t>0,025</w:t>
+              <w:t>0,027</w:t>
             </w:r>
           </w:p>
         </w:tc>
@@ -2252,7 +2252,7 @@
           </w:tcPr>
           <w:p>
             <w:r>
-              <w:t>0,974</w:t>
+              <w:t>0,954</w:t>
             </w:r>
           </w:p>
         </w:tc>
@@ -2262,7 +2262,7 @@
           </w:tcPr>
           <w:p>
             <w:r>
-              <w:t>2,482</w:t>
+              <w:t>2,442</w:t>
             </w:r>
           </w:p>
         </w:tc>
@@ -2304,7 +2304,7 @@
           </w:tcPr>
           <w:p>
             <w:r>
-              <w:t>0,020</w:t>
+              <w:t>0,017</w:t>
             </w:r>
           </w:p>
         </w:tc>
@@ -2314,7 +2314,7 @@
           </w:tcPr>
           <w:p>
             <w:r>
-              <w:t>0,582</w:t>
+              <w:t>0,568</w:t>
             </w:r>
           </w:p>
         </w:tc>
@@ -2324,7 +2324,7 @@
           </w:tcPr>
           <w:p>
             <w:r>
-              <w:t>1,772</w:t>
+              <w:t>1,794</w:t>
             </w:r>
           </w:p>
         </w:tc>
@@ -2366,7 +2366,7 @@
           </w:tcPr>
           <w:p>
             <w:r>
-              <w:t>0,013</w:t>
+              <w:t>0,011</w:t>
             </w:r>
           </w:p>
         </w:tc>
@@ -2376,7 +2376,7 @@
           </w:tcPr>
           <w:p>
             <w:r>
-              <w:t>0,438</w:t>
+              <w:t>0,424</w:t>
             </w:r>
           </w:p>
         </w:tc>
@@ -2386,7 +2386,7 @@
           </w:tcPr>
           <w:p>
             <w:r>
-              <w:t>1,614</w:t>
+              <w:t>1,676</w:t>
             </w:r>
           </w:p>
         </w:tc>
@@ -2431,7 +2431,7 @@
         <w:pStyle w:val="ListBullet"/>
       </w:pPr>
       <w:r>
-        <w:t>резкий спад на 2.36 МВт за 3 ч к 08:00</w:t>
+        <w:t>резкий спад на 2.38 МВт за 3 ч к 08:00</w:t>
       </w:r>
     </w:p>
     <w:p>
@@ -2439,7 +2439,7 @@
         <w:pStyle w:val="ListBullet"/>
       </w:pPr>
       <w:r>
-        <w:t>низкая уверенность в 21 ч (коридор P10–P90 шире 45% установленной мощности)</w:t>
+        <w:t>низкая уверенность в 20 ч (коридор P10–P90 шире 45% установленной мощности)</w:t>
       </w:r>
     </w:p>
     <w:p>
@@ -2568,7 +2568,7 @@
           </w:tcPr>
           <w:p>
             <w:r>
-              <w:t>1,160</w:t>
+              <w:t>1,177</w:t>
             </w:r>
           </w:p>
         </w:tc>
@@ -2578,7 +2578,7 @@
           </w:tcPr>
           <w:p>
             <w:r>
-              <w:t>2,720 → 3,880</w:t>
+              <w:t>2,723 → 3,900</w:t>
             </w:r>
           </w:p>
         </w:tc>
@@ -2630,7 +2630,7 @@
           </w:tcPr>
           <w:p>
             <w:r>
-              <w:t>1,330</w:t>
+              <w:t>1,257</w:t>
             </w:r>
           </w:p>
         </w:tc>
@@ -2640,7 +2640,7 @@
           </w:tcPr>
           <w:p>
             <w:r>
-              <w:t>3,034 → 4,364</w:t>
+              <w:t>3,107 → 4,364</w:t>
             </w:r>
           </w:p>
         </w:tc>
@@ -2692,7 +2692,7 @@
           </w:tcPr>
           <w:p>
             <w:r>
-              <w:t>1,310</w:t>
+              <w:t>1,246</w:t>
             </w:r>
           </w:p>
         </w:tc>
@@ -2702,7 +2702,7 @@
           </w:tcPr>
           <w:p>
             <w:r>
-              <w:t>3,358 → 4,668</w:t>
+              <w:t>3,433 → 4,679</w:t>
             </w:r>
           </w:p>
         </w:tc>
@@ -2754,7 +2754,7 @@
           </w:tcPr>
           <w:p>
             <w:r>
-              <w:t>1,266</w:t>
+              <w:t>1,207</w:t>
             </w:r>
           </w:p>
         </w:tc>
@@ -2764,7 +2764,7 @@
           </w:tcPr>
           <w:p>
             <w:r>
-              <w:t>3,226 → 4,492</w:t>
+              <w:t>3,285 → 4,492</w:t>
             </w:r>
           </w:p>
         </w:tc>
@@ -2816,7 +2816,7 @@
           </w:tcPr>
           <w:p>
             <w:r>
-              <w:t>1,275</w:t>
+              <w:t>1,238</w:t>
             </w:r>
           </w:p>
         </w:tc>
@@ -2826,7 +2826,7 @@
           </w:tcPr>
           <w:p>
             <w:r>
-              <w:t>3,056 → 4,331</w:t>
+              <w:t>3,129 → 4,367</w:t>
             </w:r>
           </w:p>
         </w:tc>
@@ -2858,7 +2858,7 @@
           </w:tcPr>
           <w:p>
             <w:r>
-              <w:t>18:00</w:t>
+              <w:t>17:00</w:t>
             </w:r>
           </w:p>
         </w:tc>
@@ -2878,7 +2878,7 @@
           </w:tcPr>
           <w:p>
             <w:r>
-              <w:t>1,168</w:t>
+              <w:t>0,516</w:t>
             </w:r>
           </w:p>
         </w:tc>
@@ -2888,7 +2888,7 @@
           </w:tcPr>
           <w:p>
             <w:r>
-              <w:t>1,245 → 0,077</w:t>
+              <w:t>0,731 → 0,215</w:t>
             </w:r>
           </w:p>
         </w:tc>
@@ -2898,7 +2898,7 @@
           </w:tcPr>
           <w:p>
             <w:r>
-              <w:t>14.02 15:00</w:t>
+              <w:t>14.02 14:00</w:t>
             </w:r>
           </w:p>
         </w:tc>
@@ -2910,7 +2910,7 @@
           </w:tcPr>
           <w:p>
             <w:r>
-              <w:t>14.02 05:00</w:t>
+              <w:t>13.02 23:00</w:t>
             </w:r>
           </w:p>
         </w:tc>
@@ -2920,7 +2920,7 @@
           </w:tcPr>
           <w:p>
             <w:r>
-              <w:t>17:00</w:t>
+              <w:t>18:00</w:t>
             </w:r>
           </w:p>
         </w:tc>
@@ -2940,7 +2940,7 @@
           </w:tcPr>
           <w:p>
             <w:r>
-              <w:t>0,573</w:t>
+              <w:t>1,130</w:t>
             </w:r>
           </w:p>
         </w:tc>
@@ -2950,7 +2950,7 @@
           </w:tcPr>
           <w:p>
             <w:r>
-              <w:t>0,722 → 0,149</w:t>
+              <w:t>1,213 → 0,083</w:t>
             </w:r>
           </w:p>
         </w:tc>
@@ -2960,7 +2960,7 @@
           </w:tcPr>
           <w:p>
             <w:r>
-              <w:t>14.02 14:00</w:t>
+              <w:t>14.02 15:00</w:t>
             </w:r>
           </w:p>
         </w:tc>
@@ -3002,7 +3002,7 @@
           </w:tcPr>
           <w:p>
             <w:r>
-              <w:t>1,157</w:t>
+              <w:t>1,132</w:t>
             </w:r>
           </w:p>
         </w:tc>
@@ -3012,7 +3012,7 @@
           </w:tcPr>
           <w:p>
             <w:r>
-              <w:t>1,255 → 0,098</w:t>
+              <w:t>1,232 → 0,100</w:t>
             </w:r>
           </w:p>
         </w:tc>
@@ -3064,7 +3064,7 @@
           </w:tcPr>
           <w:p>
             <w:r>
-              <w:t>1,177</w:t>
+              <w:t>1,184</w:t>
             </w:r>
           </w:p>
         </w:tc>
@@ -3074,7 +3074,7 @@
           </w:tcPr>
           <w:p>
             <w:r>
-              <w:t>1,304 → 0,127</w:t>
+              <w:t>1,309 → 0,125</w:t>
             </w:r>
           </w:p>
         </w:tc>
@@ -3126,7 +3126,7 @@
           </w:tcPr>
           <w:p>
             <w:r>
-              <w:t>1,091</w:t>
+              <w:t>1,060</w:t>
             </w:r>
           </w:p>
         </w:tc>
@@ -3136,7 +3136,7 @@
           </w:tcPr>
           <w:p>
             <w:r>
-              <w:t>1,211 → 0,120</w:t>
+              <w:t>1,183 → 0,123</w:t>
             </w:r>
           </w:p>
         </w:tc>
@@ -3188,7 +3188,7 @@
           </w:tcPr>
           <w:p>
             <w:r>
-              <w:t>0,804</w:t>
+              <w:t>0,783</w:t>
             </w:r>
           </w:p>
         </w:tc>
@@ -3198,7 +3198,7 @@
           </w:tcPr>
           <w:p>
             <w:r>
-              <w:t>0,974 → 0,170</w:t>
+              <w:t>0,954 → 0,171</w:t>
             </w:r>
           </w:p>
         </w:tc>

--- a/artifacts/bids/2026-02-14/zayavka_2026-02-14.docx
+++ b/artifacts/bids/2026-02-14/zayavka_2026-02-14.docx
@@ -254,7 +254,7 @@
               <w:jc w:val="right"/>
             </w:pPr>
             <w:r>
-              <w:t>2,723</w:t>
+              <w:t>2,722</w:t>
             </w:r>
           </w:p>
         </w:tc>
@@ -277,7 +277,7 @@
               <w:jc w:val="right"/>
             </w:pPr>
             <w:r>
-              <w:t>0,490</w:t>
+              <w:t>0,493</w:t>
             </w:r>
           </w:p>
         </w:tc>
@@ -302,7 +302,7 @@
               <w:jc w:val="right"/>
             </w:pPr>
             <w:r>
-              <w:t>3,107</w:t>
+              <w:t>3,139</w:t>
             </w:r>
           </w:p>
         </w:tc>
@@ -325,7 +325,7 @@
               <w:jc w:val="right"/>
             </w:pPr>
             <w:r>
-              <w:t>0,543</w:t>
+              <w:t>0,510</w:t>
             </w:r>
           </w:p>
         </w:tc>
@@ -350,7 +350,7 @@
               <w:jc w:val="right"/>
             </w:pPr>
             <w:r>
-              <w:t>3,433</w:t>
+              <w:t>3,355</w:t>
             </w:r>
           </w:p>
         </w:tc>
@@ -373,7 +373,7 @@
               <w:jc w:val="right"/>
             </w:pPr>
             <w:r>
-              <w:t>0,450</w:t>
+              <w:t>0,398</w:t>
             </w:r>
           </w:p>
         </w:tc>
@@ -398,7 +398,7 @@
               <w:jc w:val="right"/>
             </w:pPr>
             <w:r>
-              <w:t>3,285</w:t>
+              <w:t>3,220</w:t>
             </w:r>
           </w:p>
         </w:tc>
@@ -421,7 +421,7 @@
               <w:jc w:val="right"/>
             </w:pPr>
             <w:r>
-              <w:t>0,451</w:t>
+              <w:t>0,369</w:t>
             </w:r>
           </w:p>
         </w:tc>
@@ -446,7 +446,7 @@
               <w:jc w:val="right"/>
             </w:pPr>
             <w:r>
-              <w:t>3,129</w:t>
+              <w:t>3,111</w:t>
             </w:r>
           </w:p>
         </w:tc>
@@ -469,7 +469,7 @@
               <w:jc w:val="right"/>
             </w:pPr>
             <w:r>
-              <w:t>0,731</w:t>
+              <w:t>0,698</w:t>
             </w:r>
           </w:p>
         </w:tc>
@@ -494,7 +494,7 @@
               <w:jc w:val="right"/>
             </w:pPr>
             <w:r>
-              <w:t>3,069</w:t>
+              <w:t>3,028</w:t>
             </w:r>
           </w:p>
         </w:tc>
@@ -517,7 +517,7 @@
               <w:jc w:val="right"/>
             </w:pPr>
             <w:r>
-              <w:t>1,213</w:t>
+              <w:t>1,281</w:t>
             </w:r>
           </w:p>
         </w:tc>
@@ -542,7 +542,7 @@
               <w:jc w:val="right"/>
             </w:pPr>
             <w:r>
-              <w:t>1,867</w:t>
+              <w:t>1,814</w:t>
             </w:r>
           </w:p>
         </w:tc>
@@ -565,7 +565,7 @@
               <w:jc w:val="right"/>
             </w:pPr>
             <w:r>
-              <w:t>1,232</w:t>
+              <w:t>1,253</w:t>
             </w:r>
           </w:p>
         </w:tc>
@@ -590,7 +590,7 @@
               <w:jc w:val="right"/>
             </w:pPr>
             <w:r>
-              <w:t>1,206</w:t>
+              <w:t>1,196</w:t>
             </w:r>
           </w:p>
         </w:tc>
@@ -613,7 +613,7 @@
               <w:jc w:val="right"/>
             </w:pPr>
             <w:r>
-              <w:t>1,309</w:t>
+              <w:t>1,329</w:t>
             </w:r>
           </w:p>
         </w:tc>
@@ -638,7 +638,7 @@
               <w:jc w:val="right"/>
             </w:pPr>
             <w:r>
-              <w:t>0,685</w:t>
+              <w:t>0,665</w:t>
             </w:r>
           </w:p>
         </w:tc>
@@ -661,7 +661,7 @@
               <w:jc w:val="right"/>
             </w:pPr>
             <w:r>
-              <w:t>1,183</w:t>
+              <w:t>1,248</w:t>
             </w:r>
           </w:p>
         </w:tc>
@@ -686,7 +686,7 @@
               <w:jc w:val="right"/>
             </w:pPr>
             <w:r>
-              <w:t>0,607</w:t>
+              <w:t>0,583</w:t>
             </w:r>
           </w:p>
         </w:tc>
@@ -709,7 +709,7 @@
               <w:jc w:val="right"/>
             </w:pPr>
             <w:r>
-              <w:t>0,954</w:t>
+              <w:t>0,917</w:t>
             </w:r>
           </w:p>
         </w:tc>
@@ -734,7 +734,7 @@
               <w:jc w:val="right"/>
             </w:pPr>
             <w:r>
-              <w:t>0,452</w:t>
+              <w:t>0,418</w:t>
             </w:r>
           </w:p>
         </w:tc>
@@ -757,7 +757,7 @@
               <w:jc w:val="right"/>
             </w:pPr>
             <w:r>
-              <w:t>0,568</w:t>
+              <w:t>0,540</w:t>
             </w:r>
           </w:p>
         </w:tc>
@@ -782,7 +782,7 @@
               <w:jc w:val="right"/>
             </w:pPr>
             <w:r>
-              <w:t>0,635</w:t>
+              <w:t>0,616</w:t>
             </w:r>
           </w:p>
         </w:tc>
@@ -805,7 +805,7 @@
               <w:jc w:val="right"/>
             </w:pPr>
             <w:r>
-              <w:t>0,424</w:t>
+              <w:t>0,389</w:t>
             </w:r>
           </w:p>
         </w:tc>
@@ -821,7 +821,7 @@
         <w:rPr>
           <w:b/>
         </w:rPr>
-        <w:t>Итого за сутки: 33,746 МВт·ч.</w:t>
+        <w:t>Итого за сутки: 33,292 МВт·ч.</w:t>
       </w:r>
     </w:p>
     <w:p>
@@ -834,7 +834,7 @@
     </w:p>
     <w:p>
       <w:r>
-        <w:t>Прогноз 056edfdcee13, сформирован 13.02.2026 05:00 (Астана); модель windcast-0.1.0-cascade+direct; погода: Open-Meteo Previous Runs: ECMWF IFS, ECMWF AIFS, ICON, GFS, UKMO, GEM, CMA, выпуск 2026-02-12 18:00:00 UTC.</w:t>
+        <w:t>Прогноз efcc8c8ba086, сформирован 13.02.2026 05:00 (Астана); модель windcast-0.1.0-cascade+cqr; погода: Open-Meteo Previous Runs: ECMWF IFS, ECMWF AIFS, ICON, GFS, UKMO, GEM, CMA, выпуск 2026-02-12 18:00:00 UTC.</w:t>
       </w:r>
     </w:p>
     <w:tbl>
@@ -940,7 +940,7 @@
           </w:tcPr>
           <w:p>
             <w:r>
-              <w:t>0,739</w:t>
+              <w:t>0,660</w:t>
             </w:r>
           </w:p>
         </w:tc>
@@ -950,7 +950,7 @@
           </w:tcPr>
           <w:p>
             <w:r>
-              <w:t>2,723</w:t>
+              <w:t>2,722</w:t>
             </w:r>
           </w:p>
         </w:tc>
@@ -960,7 +960,7 @@
           </w:tcPr>
           <w:p>
             <w:r>
-              <w:t>4,698</w:t>
+              <w:t>4,746</w:t>
             </w:r>
           </w:p>
         </w:tc>
@@ -1002,7 +1002,7 @@
           </w:tcPr>
           <w:p>
             <w:r>
-              <w:t>1,157</w:t>
+              <w:t>1,090</w:t>
             </w:r>
           </w:p>
         </w:tc>
@@ -1012,7 +1012,7 @@
           </w:tcPr>
           <w:p>
             <w:r>
-              <w:t>3,107</w:t>
+              <w:t>3,139</w:t>
             </w:r>
           </w:p>
         </w:tc>
@@ -1022,7 +1022,7 @@
           </w:tcPr>
           <w:p>
             <w:r>
-              <w:t>4,899</w:t>
+              <w:t>4,999</w:t>
             </w:r>
           </w:p>
         </w:tc>
@@ -1064,7 +1064,7 @@
           </w:tcPr>
           <w:p>
             <w:r>
-              <w:t>1,724</w:t>
+              <w:t>1,792</w:t>
             </w:r>
           </w:p>
         </w:tc>
@@ -1074,7 +1074,7 @@
           </w:tcPr>
           <w:p>
             <w:r>
-              <w:t>3,433</w:t>
+              <w:t>3,355</w:t>
             </w:r>
           </w:p>
         </w:tc>
@@ -1084,7 +1084,7 @@
           </w:tcPr>
           <w:p>
             <w:r>
-              <w:t>4,939</w:t>
+              <w:t>4,983</w:t>
             </w:r>
           </w:p>
         </w:tc>
@@ -1126,7 +1126,7 @@
           </w:tcPr>
           <w:p>
             <w:r>
-              <w:t>1,564</w:t>
+              <w:t>1,584</w:t>
             </w:r>
           </w:p>
         </w:tc>
@@ -1136,7 +1136,7 @@
           </w:tcPr>
           <w:p>
             <w:r>
-              <w:t>3,285</w:t>
+              <w:t>3,220</w:t>
             </w:r>
           </w:p>
         </w:tc>
@@ -1146,7 +1146,7 @@
           </w:tcPr>
           <w:p>
             <w:r>
-              <w:t>4,925</w:t>
+              <w:t>4,981</w:t>
             </w:r>
           </w:p>
         </w:tc>
@@ -1188,7 +1188,7 @@
           </w:tcPr>
           <w:p>
             <w:r>
-              <w:t>1,074</w:t>
+              <w:t>0,993</w:t>
             </w:r>
           </w:p>
         </w:tc>
@@ -1198,7 +1198,7 @@
           </w:tcPr>
           <w:p>
             <w:r>
-              <w:t>3,129</w:t>
+              <w:t>3,111</w:t>
             </w:r>
           </w:p>
         </w:tc>
@@ -1208,7 +1208,7 @@
           </w:tcPr>
           <w:p>
             <w:r>
-              <w:t>4,793</w:t>
+              <w:t>4,873</w:t>
             </w:r>
           </w:p>
         </w:tc>
@@ -1250,7 +1250,7 @@
           </w:tcPr>
           <w:p>
             <w:r>
-              <w:t>1,077</w:t>
+              <w:t>1,050</w:t>
             </w:r>
           </w:p>
         </w:tc>
@@ -1260,7 +1260,7 @@
           </w:tcPr>
           <w:p>
             <w:r>
-              <w:t>3,069</w:t>
+              <w:t>3,028</w:t>
             </w:r>
           </w:p>
         </w:tc>
@@ -1270,7 +1270,7 @@
           </w:tcPr>
           <w:p>
             <w:r>
-              <w:t>4,833</w:t>
+              <w:t>4,918</w:t>
             </w:r>
           </w:p>
         </w:tc>
@@ -1312,7 +1312,7 @@
           </w:tcPr>
           <w:p>
             <w:r>
-              <w:t>0,606</w:t>
+              <w:t>0,558</w:t>
             </w:r>
           </w:p>
         </w:tc>
@@ -1322,7 +1322,7 @@
           </w:tcPr>
           <w:p>
             <w:r>
-              <w:t>1,867</w:t>
+              <w:t>1,814</w:t>
             </w:r>
           </w:p>
         </w:tc>
@@ -1332,7 +1332,7 @@
           </w:tcPr>
           <w:p>
             <w:r>
-              <w:t>4,470</w:t>
+              <w:t>4,510</w:t>
             </w:r>
           </w:p>
         </w:tc>
@@ -1374,7 +1374,7 @@
           </w:tcPr>
           <w:p>
             <w:r>
-              <w:t>0,153</w:t>
+              <w:t>0,055</w:t>
             </w:r>
           </w:p>
         </w:tc>
@@ -1384,7 +1384,7 @@
           </w:tcPr>
           <w:p>
             <w:r>
-              <w:t>1,206</w:t>
+              <w:t>1,196</w:t>
             </w:r>
           </w:p>
         </w:tc>
@@ -1394,7 +1394,7 @@
           </w:tcPr>
           <w:p>
             <w:r>
-              <w:t>3,847</w:t>
+              <w:t>3,829</w:t>
             </w:r>
           </w:p>
         </w:tc>
@@ -1436,7 +1436,7 @@
           </w:tcPr>
           <w:p>
             <w:r>
-              <w:t>0,021</w:t>
+              <w:t>0,000</w:t>
             </w:r>
           </w:p>
         </w:tc>
@@ -1446,7 +1446,7 @@
           </w:tcPr>
           <w:p>
             <w:r>
-              <w:t>0,685</w:t>
+              <w:t>0,665</w:t>
             </w:r>
           </w:p>
         </w:tc>
@@ -1456,7 +1456,7 @@
           </w:tcPr>
           <w:p>
             <w:r>
-              <w:t>3,702</w:t>
+              <w:t>3,688</w:t>
             </w:r>
           </w:p>
         </w:tc>
@@ -1498,7 +1498,7 @@
           </w:tcPr>
           <w:p>
             <w:r>
-              <w:t>0,018</w:t>
+              <w:t>0,000</w:t>
             </w:r>
           </w:p>
         </w:tc>
@@ -1508,7 +1508,7 @@
           </w:tcPr>
           <w:p>
             <w:r>
-              <w:t>0,607</w:t>
+              <w:t>0,583</w:t>
             </w:r>
           </w:p>
         </w:tc>
@@ -1518,7 +1518,7 @@
           </w:tcPr>
           <w:p>
             <w:r>
-              <w:t>3,635</w:t>
+              <w:t>3,733</w:t>
             </w:r>
           </w:p>
         </w:tc>
@@ -1570,7 +1570,7 @@
           </w:tcPr>
           <w:p>
             <w:r>
-              <w:t>0,452</w:t>
+              <w:t>0,418</w:t>
             </w:r>
           </w:p>
         </w:tc>
@@ -1580,7 +1580,7 @@
           </w:tcPr>
           <w:p>
             <w:r>
-              <w:t>3,104</w:t>
+              <w:t>3,066</w:t>
             </w:r>
           </w:p>
         </w:tc>
@@ -1622,7 +1622,7 @@
           </w:tcPr>
           <w:p>
             <w:r>
-              <w:t>0,007</w:t>
+              <w:t>0,000</w:t>
             </w:r>
           </w:p>
         </w:tc>
@@ -1632,7 +1632,7 @@
           </w:tcPr>
           <w:p>
             <w:r>
-              <w:t>0,635</w:t>
+              <w:t>0,616</w:t>
             </w:r>
           </w:p>
         </w:tc>
@@ -1642,7 +1642,7 @@
           </w:tcPr>
           <w:p>
             <w:r>
-              <w:t>3,682</w:t>
+              <w:t>3,756</w:t>
             </w:r>
           </w:p>
         </w:tc>
@@ -1684,7 +1684,7 @@
           </w:tcPr>
           <w:p>
             <w:r>
-              <w:t>0,043</w:t>
+              <w:t>0,006</w:t>
             </w:r>
           </w:p>
         </w:tc>
@@ -1694,7 +1694,7 @@
           </w:tcPr>
           <w:p>
             <w:r>
-              <w:t>0,490</w:t>
+              <w:t>0,493</w:t>
             </w:r>
           </w:p>
         </w:tc>
@@ -1704,7 +1704,7 @@
           </w:tcPr>
           <w:p>
             <w:r>
-              <w:t>3,348</w:t>
+              <w:t>3,423</w:t>
             </w:r>
           </w:p>
         </w:tc>
@@ -1746,7 +1746,7 @@
           </w:tcPr>
           <w:p>
             <w:r>
-              <w:t>0,011</w:t>
+              <w:t>0,000</w:t>
             </w:r>
           </w:p>
         </w:tc>
@@ -1756,7 +1756,7 @@
           </w:tcPr>
           <w:p>
             <w:r>
-              <w:t>0,543</w:t>
+              <w:t>0,510</w:t>
             </w:r>
           </w:p>
         </w:tc>
@@ -1766,7 +1766,7 @@
           </w:tcPr>
           <w:p>
             <w:r>
-              <w:t>3,192</w:t>
+              <w:t>3,209</w:t>
             </w:r>
           </w:p>
         </w:tc>
@@ -1808,7 +1808,7 @@
           </w:tcPr>
           <w:p>
             <w:r>
-              <w:t>0,006</w:t>
+              <w:t>0,001</w:t>
             </w:r>
           </w:p>
         </w:tc>
@@ -1818,7 +1818,7 @@
           </w:tcPr>
           <w:p>
             <w:r>
-              <w:t>0,450</w:t>
+              <w:t>0,398</w:t>
             </w:r>
           </w:p>
         </w:tc>
@@ -1828,7 +1828,7 @@
           </w:tcPr>
           <w:p>
             <w:r>
-              <w:t>2,196</w:t>
+              <w:t>2,096</w:t>
             </w:r>
           </w:p>
         </w:tc>
@@ -1870,7 +1870,7 @@
           </w:tcPr>
           <w:p>
             <w:r>
-              <w:t>0,049</w:t>
+              <w:t>0,046</w:t>
             </w:r>
           </w:p>
         </w:tc>
@@ -1880,7 +1880,7 @@
           </w:tcPr>
           <w:p>
             <w:r>
-              <w:t>0,451</w:t>
+              <w:t>0,369</w:t>
             </w:r>
           </w:p>
         </w:tc>
@@ -1890,7 +1890,7 @@
           </w:tcPr>
           <w:p>
             <w:r>
-              <w:t>2,218</w:t>
+              <w:t>2,252</w:t>
             </w:r>
           </w:p>
         </w:tc>
@@ -1932,7 +1932,7 @@
           </w:tcPr>
           <w:p>
             <w:r>
-              <w:t>0,009</w:t>
+              <w:t>0,000</w:t>
             </w:r>
           </w:p>
         </w:tc>
@@ -1942,7 +1942,7 @@
           </w:tcPr>
           <w:p>
             <w:r>
-              <w:t>0,731</w:t>
+              <w:t>0,698</w:t>
             </w:r>
           </w:p>
         </w:tc>
@@ -1952,7 +1952,7 @@
           </w:tcPr>
           <w:p>
             <w:r>
-              <w:t>2,944</w:t>
+              <w:t>2,922</w:t>
             </w:r>
           </w:p>
         </w:tc>
@@ -1994,7 +1994,7 @@
           </w:tcPr>
           <w:p>
             <w:r>
-              <w:t>0,045</w:t>
+              <w:t>0,026</w:t>
             </w:r>
           </w:p>
         </w:tc>
@@ -2004,7 +2004,7 @@
           </w:tcPr>
           <w:p>
             <w:r>
-              <w:t>1,213</w:t>
+              <w:t>1,281</w:t>
             </w:r>
           </w:p>
         </w:tc>
@@ -2014,7 +2014,7 @@
           </w:tcPr>
           <w:p>
             <w:r>
-              <w:t>3,806</w:t>
+              <w:t>3,993</w:t>
             </w:r>
           </w:p>
         </w:tc>
@@ -2056,7 +2056,7 @@
           </w:tcPr>
           <w:p>
             <w:r>
-              <w:t>0,018</w:t>
+              <w:t>0,000</w:t>
             </w:r>
           </w:p>
         </w:tc>
@@ -2066,7 +2066,7 @@
           </w:tcPr>
           <w:p>
             <w:r>
-              <w:t>1,232</w:t>
+              <w:t>1,253</w:t>
             </w:r>
           </w:p>
         </w:tc>
@@ -2076,7 +2076,7 @@
           </w:tcPr>
           <w:p>
             <w:r>
-              <w:t>3,407</w:t>
+              <w:t>3,491</w:t>
             </w:r>
           </w:p>
         </w:tc>
@@ -2118,7 +2118,7 @@
           </w:tcPr>
           <w:p>
             <w:r>
-              <w:t>0,015</w:t>
+              <w:t>0,000</w:t>
             </w:r>
           </w:p>
         </w:tc>
@@ -2128,7 +2128,7 @@
           </w:tcPr>
           <w:p>
             <w:r>
-              <w:t>1,309</w:t>
+              <w:t>1,329</w:t>
             </w:r>
           </w:p>
         </w:tc>
@@ -2138,7 +2138,7 @@
           </w:tcPr>
           <w:p>
             <w:r>
-              <w:t>3,587</w:t>
+              <w:t>3,643</w:t>
             </w:r>
           </w:p>
         </w:tc>
@@ -2180,7 +2180,7 @@
           </w:tcPr>
           <w:p>
             <w:r>
-              <w:t>0,029</w:t>
+              <w:t>0,000</w:t>
             </w:r>
           </w:p>
         </w:tc>
@@ -2190,7 +2190,7 @@
           </w:tcPr>
           <w:p>
             <w:r>
-              <w:t>1,183</w:t>
+              <w:t>1,248</w:t>
             </w:r>
           </w:p>
         </w:tc>
@@ -2200,7 +2200,7 @@
           </w:tcPr>
           <w:p>
             <w:r>
-              <w:t>3,358</w:t>
+              <w:t>3,487</w:t>
             </w:r>
           </w:p>
         </w:tc>
@@ -2242,7 +2242,7 @@
           </w:tcPr>
           <w:p>
             <w:r>
-              <w:t>0,027</w:t>
+              <w:t>0,010</w:t>
             </w:r>
           </w:p>
         </w:tc>
@@ -2252,7 +2252,7 @@
           </w:tcPr>
           <w:p>
             <w:r>
-              <w:t>0,954</w:t>
+              <w:t>0,917</w:t>
             </w:r>
           </w:p>
         </w:tc>
@@ -2262,7 +2262,7 @@
           </w:tcPr>
           <w:p>
             <w:r>
-              <w:t>2,442</w:t>
+              <w:t>2,480</w:t>
             </w:r>
           </w:p>
         </w:tc>
@@ -2304,7 +2304,7 @@
           </w:tcPr>
           <w:p>
             <w:r>
-              <w:t>0,017</w:t>
+              <w:t>0,022</w:t>
             </w:r>
           </w:p>
         </w:tc>
@@ -2314,7 +2314,7 @@
           </w:tcPr>
           <w:p>
             <w:r>
-              <w:t>0,568</w:t>
+              <w:t>0,540</w:t>
             </w:r>
           </w:p>
         </w:tc>
@@ -2324,7 +2324,7 @@
           </w:tcPr>
           <w:p>
             <w:r>
-              <w:t>1,794</w:t>
+              <w:t>1,806</w:t>
             </w:r>
           </w:p>
         </w:tc>
@@ -2366,7 +2366,7 @@
           </w:tcPr>
           <w:p>
             <w:r>
-              <w:t>0,011</w:t>
+              <w:t>0,017</w:t>
             </w:r>
           </w:p>
         </w:tc>
@@ -2376,7 +2376,7 @@
           </w:tcPr>
           <w:p>
             <w:r>
-              <w:t>0,424</w:t>
+              <w:t>0,389</w:t>
             </w:r>
           </w:p>
         </w:tc>
@@ -2386,7 +2386,7 @@
           </w:tcPr>
           <w:p>
             <w:r>
-              <w:t>1,676</w:t>
+              <w:t>1,667</w:t>
             </w:r>
           </w:p>
         </w:tc>
@@ -2431,7 +2431,7 @@
         <w:pStyle w:val="ListBullet"/>
       </w:pPr>
       <w:r>
-        <w:t>резкий спад на 2.38 МВт за 3 ч к 08:00</w:t>
+        <w:t>резкий спад на 2.36 МВт за 3 ч к 08:00</w:t>
       </w:r>
     </w:p>
     <w:p>
@@ -2568,7 +2568,7 @@
           </w:tcPr>
           <w:p>
             <w:r>
-              <w:t>1,177</w:t>
+              <w:t>1,190</w:t>
             </w:r>
           </w:p>
         </w:tc>
@@ -2578,7 +2578,7 @@
           </w:tcPr>
           <w:p>
             <w:r>
-              <w:t>2,723 → 3,900</w:t>
+              <w:t>2,722 → 3,912</w:t>
             </w:r>
           </w:p>
         </w:tc>
@@ -2630,7 +2630,7 @@
           </w:tcPr>
           <w:p>
             <w:r>
-              <w:t>1,257</w:t>
+              <w:t>1,236</w:t>
             </w:r>
           </w:p>
         </w:tc>
@@ -2640,7 +2640,7 @@
           </w:tcPr>
           <w:p>
             <w:r>
-              <w:t>3,107 → 4,364</w:t>
+              <w:t>3,139 → 4,375</w:t>
             </w:r>
           </w:p>
         </w:tc>
@@ -2692,7 +2692,7 @@
           </w:tcPr>
           <w:p>
             <w:r>
-              <w:t>1,246</w:t>
+              <w:t>1,328</w:t>
             </w:r>
           </w:p>
         </w:tc>
@@ -2702,7 +2702,7 @@
           </w:tcPr>
           <w:p>
             <w:r>
-              <w:t>3,433 → 4,679</w:t>
+              <w:t>3,355 → 4,683</w:t>
             </w:r>
           </w:p>
         </w:tc>
@@ -2754,7 +2754,7 @@
           </w:tcPr>
           <w:p>
             <w:r>
-              <w:t>1,207</w:t>
+              <w:t>1,258</w:t>
             </w:r>
           </w:p>
         </w:tc>
@@ -2764,7 +2764,7 @@
           </w:tcPr>
           <w:p>
             <w:r>
-              <w:t>3,285 → 4,492</w:t>
+              <w:t>3,220 → 4,478</w:t>
             </w:r>
           </w:p>
         </w:tc>
@@ -2816,7 +2816,7 @@
           </w:tcPr>
           <w:p>
             <w:r>
-              <w:t>1,238</w:t>
+              <w:t>1,239</w:t>
             </w:r>
           </w:p>
         </w:tc>
@@ -2826,7 +2826,7 @@
           </w:tcPr>
           <w:p>
             <w:r>
-              <w:t>3,129 → 4,367</w:t>
+              <w:t>3,111 → 4,350</w:t>
             </w:r>
           </w:p>
         </w:tc>
@@ -2858,7 +2858,7 @@
           </w:tcPr>
           <w:p>
             <w:r>
-              <w:t>17:00</w:t>
+              <w:t>18:00</w:t>
             </w:r>
           </w:p>
         </w:tc>
@@ -2878,7 +2878,7 @@
           </w:tcPr>
           <w:p>
             <w:r>
-              <w:t>0,516</w:t>
+              <w:t>1,205</w:t>
             </w:r>
           </w:p>
         </w:tc>
@@ -2888,7 +2888,7 @@
           </w:tcPr>
           <w:p>
             <w:r>
-              <w:t>0,731 → 0,215</w:t>
+              <w:t>1,281 → 0,076</w:t>
             </w:r>
           </w:p>
         </w:tc>
@@ -2898,7 +2898,7 @@
           </w:tcPr>
           <w:p>
             <w:r>
-              <w:t>14.02 14:00</w:t>
+              <w:t>14.02 15:00</w:t>
             </w:r>
           </w:p>
         </w:tc>
@@ -2910,7 +2910,7 @@
           </w:tcPr>
           <w:p>
             <w:r>
-              <w:t>13.02 23:00</w:t>
+              <w:t>14.02 05:00</w:t>
             </w:r>
           </w:p>
         </w:tc>
@@ -2920,7 +2920,7 @@
           </w:tcPr>
           <w:p>
             <w:r>
-              <w:t>18:00</w:t>
+              <w:t>17:00</w:t>
             </w:r>
           </w:p>
         </w:tc>
@@ -2940,7 +2940,7 @@
           </w:tcPr>
           <w:p>
             <w:r>
-              <w:t>1,130</w:t>
+              <w:t>0,548</w:t>
             </w:r>
           </w:p>
         </w:tc>
@@ -2950,7 +2950,7 @@
           </w:tcPr>
           <w:p>
             <w:r>
-              <w:t>1,213 → 0,083</w:t>
+              <w:t>0,698 → 0,150</w:t>
             </w:r>
           </w:p>
         </w:tc>
@@ -2960,7 +2960,7 @@
           </w:tcPr>
           <w:p>
             <w:r>
-              <w:t>14.02 15:00</w:t>
+              <w:t>14.02 14:00</w:t>
             </w:r>
           </w:p>
         </w:tc>
@@ -3002,7 +3002,7 @@
           </w:tcPr>
           <w:p>
             <w:r>
-              <w:t>1,132</w:t>
+              <w:t>1,152</w:t>
             </w:r>
           </w:p>
         </w:tc>
@@ -3012,7 +3012,7 @@
           </w:tcPr>
           <w:p>
             <w:r>
-              <w:t>1,232 → 0,100</w:t>
+              <w:t>1,253 → 0,101</w:t>
             </w:r>
           </w:p>
         </w:tc>
@@ -3064,7 +3064,7 @@
           </w:tcPr>
           <w:p>
             <w:r>
-              <w:t>1,184</w:t>
+              <w:t>1,203</w:t>
             </w:r>
           </w:p>
         </w:tc>
@@ -3074,7 +3074,7 @@
           </w:tcPr>
           <w:p>
             <w:r>
-              <w:t>1,309 → 0,125</w:t>
+              <w:t>1,329 → 0,126</w:t>
             </w:r>
           </w:p>
         </w:tc>
@@ -3126,7 +3126,7 @@
           </w:tcPr>
           <w:p>
             <w:r>
-              <w:t>1,060</w:t>
+              <w:t>1,127</w:t>
             </w:r>
           </w:p>
         </w:tc>
@@ -3136,7 +3136,7 @@
           </w:tcPr>
           <w:p>
             <w:r>
-              <w:t>1,183 → 0,123</w:t>
+              <w:t>1,248 → 0,121</w:t>
             </w:r>
           </w:p>
         </w:tc>
@@ -3188,7 +3188,7 @@
           </w:tcPr>
           <w:p>
             <w:r>
-              <w:t>0,783</w:t>
+              <w:t>0,742</w:t>
             </w:r>
           </w:p>
         </w:tc>
@@ -3198,7 +3198,7 @@
           </w:tcPr>
           <w:p>
             <w:r>
-              <w:t>0,954 → 0,171</w:t>
+              <w:t>0,917 → 0,175</w:t>
             </w:r>
           </w:p>
         </w:tc>
